--- a/applications_generated/tiktok_research_scientist_ecommerce_recommendation_l/ATS_RESUME.docx
+++ b/applications_generated/tiktok_research_scientist_ecommerce_recommendation_l/ATS_RESUME.docx
@@ -594,31 +594,31 @@
       </w:rPr>
     </w:lvl>
   </w:abstractNum>
-  <w:num w:numId="1" w16cid:durableId="367803950">
+  <w:num w:numId="1" w16cid:durableId="1873806868">
     <w:abstractNumId w:val="8"/>
   </w:num>
-  <w:num w:numId="2" w16cid:durableId="957181872">
+  <w:num w:numId="2" w16cid:durableId="58985855">
     <w:abstractNumId w:val="6"/>
   </w:num>
-  <w:num w:numId="3" w16cid:durableId="941492764">
+  <w:num w:numId="3" w16cid:durableId="439839286">
     <w:abstractNumId w:val="5"/>
   </w:num>
-  <w:num w:numId="4" w16cid:durableId="1930309977">
+  <w:num w:numId="4" w16cid:durableId="1758944108">
     <w:abstractNumId w:val="4"/>
   </w:num>
-  <w:num w:numId="5" w16cid:durableId="1195188771">
+  <w:num w:numId="5" w16cid:durableId="358164651">
     <w:abstractNumId w:val="7"/>
   </w:num>
-  <w:num w:numId="6" w16cid:durableId="1748653197">
+  <w:num w:numId="6" w16cid:durableId="1996060149">
     <w:abstractNumId w:val="3"/>
   </w:num>
-  <w:num w:numId="7" w16cid:durableId="2061442109">
+  <w:num w:numId="7" w16cid:durableId="518087541">
     <w:abstractNumId w:val="2"/>
   </w:num>
-  <w:num w:numId="8" w16cid:durableId="1996493879">
+  <w:num w:numId="8" w16cid:durableId="525100506">
     <w:abstractNumId w:val="1"/>
   </w:num>
-  <w:num w:numId="9" w16cid:durableId="372341427">
+  <w:num w:numId="9" w16cid:durableId="993801363">
     <w:abstractNumId w:val="0"/>
   </w:num>
 </w:numbering>

--- a/applications_generated/tiktok_research_scientist_ecommerce_recommendation_l/ATS_RESUME.docx
+++ b/applications_generated/tiktok_research_scientist_ecommerce_recommendation_l/ATS_RESUME.docx
@@ -594,31 +594,31 @@
       </w:rPr>
     </w:lvl>
   </w:abstractNum>
-  <w:num w:numId="1" w16cid:durableId="1873806868">
+  <w:num w:numId="1" w16cid:durableId="1904295814">
     <w:abstractNumId w:val="8"/>
   </w:num>
-  <w:num w:numId="2" w16cid:durableId="58985855">
+  <w:num w:numId="2" w16cid:durableId="1470709929">
     <w:abstractNumId w:val="6"/>
   </w:num>
-  <w:num w:numId="3" w16cid:durableId="439839286">
+  <w:num w:numId="3" w16cid:durableId="1042897373">
     <w:abstractNumId w:val="5"/>
   </w:num>
-  <w:num w:numId="4" w16cid:durableId="1758944108">
+  <w:num w:numId="4" w16cid:durableId="385759486">
     <w:abstractNumId w:val="4"/>
   </w:num>
-  <w:num w:numId="5" w16cid:durableId="358164651">
+  <w:num w:numId="5" w16cid:durableId="525410446">
     <w:abstractNumId w:val="7"/>
   </w:num>
-  <w:num w:numId="6" w16cid:durableId="1996060149">
+  <w:num w:numId="6" w16cid:durableId="302539088">
     <w:abstractNumId w:val="3"/>
   </w:num>
-  <w:num w:numId="7" w16cid:durableId="518087541">
+  <w:num w:numId="7" w16cid:durableId="415984355">
     <w:abstractNumId w:val="2"/>
   </w:num>
-  <w:num w:numId="8" w16cid:durableId="525100506">
+  <w:num w:numId="8" w16cid:durableId="987170810">
     <w:abstractNumId w:val="1"/>
   </w:num>
-  <w:num w:numId="9" w16cid:durableId="993801363">
+  <w:num w:numId="9" w16cid:durableId="1145780870">
     <w:abstractNumId w:val="0"/>
   </w:num>
 </w:numbering>
